--- a/submission/jpi/JPI_Author_Declarations.docx
+++ b/submission/jpi/JPI_Author_Declarations.docx
@@ -24,6 +24,11 @@
       </w:r>
     </w:p>
     <w:p>
+      <w:r>
+        <w:t>Ishtiak Al Mamoon: Supervision, Validation, and Writing – review and editing.</w:t>
+      </w:r>
+    </w:p>
+    <w:p>
       <w:pPr>
         <w:pStyle w:val="Heading1"/>
       </w:pPr>
@@ -46,7 +51,7 @@
     </w:p>
     <w:p>
       <w:r>
-        <w:t>The author declares that there are no competing financial or personal interests that could have influenced the work reported in this article.</w:t>
+        <w:t>The authors declare that they have no known competing financial interests or personal relationships that could have influenced the work reported in this article.</w:t>
       </w:r>
     </w:p>
     <w:p>
@@ -85,7 +90,7 @@
     </w:p>
     <w:p>
       <w:r>
-        <w:t>The source dataset is publicly available through the CAMELYON17-WILDS benchmark and the Hugging Face dataset mirror identified in the Methods. The study did not redistribute source histopathology images. Analysis code, configuration files, frozen protocol records, and non-image derived result tables are available from the corresponding author on reasonable request, subject to the original dataset terms and repository-size constraints.</w:t>
+        <w:t>The source dataset is publicly available through the CAMELYON17-WILDS benchmark and the Hugging Face dataset mirror identified in the Methods. The study did not redistribute source histopathology images. Aggregate result tables, non-image figures, protocol documentation, and reproducibility materials supporting this article are publicly available at https://github.com/MaruflRana/histopath-domain-shift-confidence. Raw patch-level predictions, source images, trained checkpoints, authorization records, and local run-state artifacts are not publicly distributed.</w:t>
       </w:r>
     </w:p>
     <w:p>
@@ -98,7 +103,7 @@
     </w:p>
     <w:p>
       <w:r>
-        <w:t>The analysis code, configurations, evaluation guards, and manuscript-generation scripts are available from the corresponding author on reasonable request. A sanitized public archival release is planned, excluding source images, credentials, environment-specific cache files, and files restricted by source-dataset terms.</w:t>
+        <w:t>Source code, configurations, guarded evaluation scripts, manuscript-generation scripts, and reproducibility documentation are publicly available at https://github.com/MaruflRana/histopath-domain-shift-confidence. The repository intentionally excludes source histopathology images, trained checkpoints, raw patch-level predictions, credentials, authorization records, run sentinels, and environment-specific caches.</w:t>
       </w:r>
     </w:p>
     <w:p>
@@ -111,7 +116,7 @@
     </w:p>
     <w:p>
       <w:r>
-        <w:t>During the preparation of this work, the author used OpenAI ChatGPT and Codex and Anthropic Claude Code to support code drafting, workflow documentation, literature-search assistance, citation verification, content organization, and language refinement. All experimental decisions, code execution, source verification, statistical results, scientific interpretation, and manuscript revisions were reviewed and validated by the author. The author edited the generated material as necessary and takes full responsibility for the content of the article. No generative AI or AI-assisted image-generation tool was used to create or alter scientific figures, images, data, or experimental results.</w:t>
+        <w:t>During preparation of this work, the corresponding author used OpenAI ChatGPT and Codex and Anthropic Claude Code to support code drafting, workflow documentation, literature-search assistance, citation verification, content organization, and language refinement. All experimental decisions, code execution, source verification, statistical results, scientific interpretation, and manuscript revisions were reviewed and validated by the corresponding author. Both authors reviewed and approved the final manuscript and this disclosure. No generative AI or AI-assisted image-generation tool was used to create or alter scientific figures, images, data, or experimental results.</w:t>
       </w:r>
     </w:p>
     <w:p>
@@ -124,7 +129,7 @@
     </w:p>
     <w:p>
       <w:r>
-        <w:t>The author acknowledges the creators and maintainers of the CAMELYON17 and WILDS resources and the open-source scientific-software communities whose tools supported the reproducible analysis.</w:t>
+        <w:t>The authors acknowledge the creators and maintainers of the CAMELYON17 and WILDS resources and the open-source scientific-software communities whose tools supported the reproducible analysis.</w:t>
       </w:r>
     </w:p>
     <w:sectPr>
